--- a/backend/tests/fixtures/documents/Monoblock_Burner_Maintenance_Manual.docx
+++ b/backend/tests/fixtures/documents/Monoblock_Burner_Maintenance_Manual.docx
@@ -306,6 +306,11 @@
         </w:tc>
       </w:tr>
     </w:tbl>
+    <w:p>
+      <w:r>
+        <w:t>Note: Replacement parts must be OEM certified to preserve warranty conditions.</w:t>
+      </w:r>
+    </w:p>
     <w:sectPr>
       <w:pgSz w:w="12240" w:h="15840"/>
       <w:pgMar w:top="1440" w:right="1800" w:bottom="1440" w:left="1800" w:header="720" w:footer="720" w:gutter="0"/>

--- a/backend/tests/fixtures/documents/Monoblock_Burner_Maintenance_Manual.docx
+++ b/backend/tests/fixtures/documents/Monoblock_Burner_Maintenance_Manual.docx
@@ -7,12 +7,12 @@
         <w:pStyle w:val="Heading1"/>
       </w:pPr>
       <w:r>
-        <w:t>SELNIKEL MONOBLOCK INDUSTRIAL BURNERS</w:t>
+        <w:t>SELNIKEL MONOBLOCK INDUSTRIAL GAS BURNER</w:t>
       </w:r>
     </w:p>
     <w:p>
       <w:r>
-        <w:t>Service &amp; Maintenance Operations Manual | Document ID: MB-OM-2026 | Revision: REV-01</w:t>
+        <w:t>Technical Maintenance and Fault Diagnostic Manual | Revision: REV-01 | Model: MB-Series</w:t>
       </w:r>
     </w:p>
     <w:p>
@@ -25,7 +25,7 @@
     </w:p>
     <w:p>
       <w:r>
-        <w:t>The combustion air blower operates at a nominal rotational speed of 2850 rpm with static air pressure of 45 mbar. Optimum flue gas O2 content must be maintained between 3.0% and 3.5%.</w:t>
+        <w:t>Monoblock industrial gas burners are engineered for high-efficiency thermal plants with electronic ratio control.</w:t>
       </w:r>
     </w:p>
     <w:p>
@@ -34,11 +34,6 @@
       </w:pPr>
       <w:r>
         <w:t>2. Periodic Maintenance Schedule &amp; Intervals</w:t>
-      </w:r>
-    </w:p>
-    <w:p>
-      <w:r>
-        <w:t>Regular maintenance ensures emission compliance and prevents nozzle clogging:</w:t>
       </w:r>
     </w:p>
     <w:tbl>
@@ -144,7 +139,7 @@
           </w:tcPr>
           <w:p>
             <w:r>
-              <w:t>Ignition Electrodes</w:t>
+              <w:t>Nozzle Overhaul</w:t>
             </w:r>
           </w:p>
         </w:tc>
@@ -154,7 +149,7 @@
           </w:tcPr>
           <w:p>
             <w:r>
-              <w:t>Check spark gap (3.0 mm)</w:t>
+              <w:t>Replace atomizing disc and filter</w:t>
             </w:r>
           </w:p>
         </w:tc>
@@ -164,7 +159,7 @@
           </w:tcPr>
           <w:p>
             <w:r>
-              <w:t>1000 hour</w:t>
+              <w:t>2000 hour</w:t>
             </w:r>
           </w:p>
         </w:tc>
@@ -174,49 +169,7 @@
           </w:tcPr>
           <w:p>
             <w:r>
-              <w:t>3.0 mm gap</w:t>
-            </w:r>
-          </w:p>
-        </w:tc>
-      </w:tr>
-      <w:tr>
-        <w:tc>
-          <w:tcPr>
-            <w:tcW w:type="dxa" w:w="2160"/>
-          </w:tcPr>
-          <w:p>
-            <w:r>
-              <w:t>Flame Sensor Photocell</w:t>
-            </w:r>
-          </w:p>
-        </w:tc>
-        <w:tc>
-          <w:tcPr>
-            <w:tcW w:type="dxa" w:w="2160"/>
-          </w:tcPr>
-          <w:p>
-            <w:r>
-              <w:t>Clean optical glass surface</w:t>
-            </w:r>
-          </w:p>
-        </w:tc>
-        <w:tc>
-          <w:tcPr>
-            <w:tcW w:type="dxa" w:w="2160"/>
-          </w:tcPr>
-          <w:p>
-            <w:r>
-              <w:t>1000 hour</w:t>
-            </w:r>
-          </w:p>
-        </w:tc>
-        <w:tc>
-          <w:tcPr>
-            <w:tcW w:type="dxa" w:w="2160"/>
-          </w:tcPr>
-          <w:p>
-            <w:r>
-              <w:t>Clean room spec</w:t>
+              <w:t>30 Nm</w:t>
             </w:r>
           </w:p>
         </w:tc>
@@ -308,7 +261,229 @@
     </w:tbl>
     <w:p>
       <w:r>
-        <w:t>Note: Replacement parts must be OEM certified to preserve warranty conditions.</w:t>
+        <w:br w:type="page"/>
+      </w:r>
+    </w:p>
+    <w:p>
+      <w:pPr>
+        <w:pStyle w:val="Heading2"/>
+      </w:pPr>
+      <w:r>
+        <w:t>3. Diagnostic Fault Codes &amp; Troubleshooting Matrix</w:t>
+      </w:r>
+    </w:p>
+    <w:p>
+      <w:r>
+        <w:t>When a burner safety lock occurs, consult the diagnostic fault code displayed on the digital control unit:</w:t>
+      </w:r>
+    </w:p>
+    <w:tbl>
+      <w:tblPr>
+        <w:tblStyle w:val="TableGrid"/>
+        <w:tblW w:type="auto" w:w="0"/>
+        <w:tblLook w:firstColumn="1" w:firstRow="1" w:lastColumn="0" w:lastRow="0" w:noHBand="0" w:noVBand="1" w:val="04A0"/>
+      </w:tblPr>
+      <w:tblGrid>
+        <w:gridCol w:w="2160"/>
+        <w:gridCol w:w="2160"/>
+        <w:gridCol w:w="2160"/>
+        <w:gridCol w:w="2160"/>
+      </w:tblGrid>
+      <w:tr>
+        <w:tc>
+          <w:tcPr>
+            <w:tcW w:type="dxa" w:w="2160"/>
+          </w:tcPr>
+          <w:p>
+            <w:r>
+              <w:t>Fault Code</w:t>
+            </w:r>
+          </w:p>
+        </w:tc>
+        <w:tc>
+          <w:tcPr>
+            <w:tcW w:type="dxa" w:w="2160"/>
+          </w:tcPr>
+          <w:p>
+            <w:r>
+              <w:t>Fault Description</w:t>
+            </w:r>
+          </w:p>
+        </w:tc>
+        <w:tc>
+          <w:tcPr>
+            <w:tcW w:type="dxa" w:w="2160"/>
+          </w:tcPr>
+          <w:p>
+            <w:r>
+              <w:t>Possible Root Cause</w:t>
+            </w:r>
+          </w:p>
+        </w:tc>
+        <w:tc>
+          <w:tcPr>
+            <w:tcW w:type="dxa" w:w="2160"/>
+          </w:tcPr>
+          <w:p>
+            <w:r>
+              <w:t>Action Required</w:t>
+            </w:r>
+          </w:p>
+        </w:tc>
+      </w:tr>
+      <w:tr>
+        <w:tc>
+          <w:tcPr>
+            <w:tcW w:type="dxa" w:w="2160"/>
+          </w:tcPr>
+          <w:p>
+            <w:r>
+              <w:t>E01</w:t>
+            </w:r>
+          </w:p>
+        </w:tc>
+        <w:tc>
+          <w:tcPr>
+            <w:tcW w:type="dxa" w:w="2160"/>
+          </w:tcPr>
+          <w:p>
+            <w:r>
+              <w:t>Flame Failure Lockout</w:t>
+            </w:r>
+          </w:p>
+        </w:tc>
+        <w:tc>
+          <w:tcPr>
+            <w:tcW w:type="dxa" w:w="2160"/>
+          </w:tcPr>
+          <w:p>
+            <w:r>
+              <w:t>Ionization probe contamination or gas cutoff</w:t>
+            </w:r>
+          </w:p>
+        </w:tc>
+        <w:tc>
+          <w:tcPr>
+            <w:tcW w:type="dxa" w:w="2160"/>
+          </w:tcPr>
+          <w:p>
+            <w:r>
+              <w:t>Clean ionization probe and verify supply pressure</w:t>
+            </w:r>
+          </w:p>
+        </w:tc>
+      </w:tr>
+      <w:tr>
+        <w:tc>
+          <w:tcPr>
+            <w:tcW w:type="dxa" w:w="2160"/>
+          </w:tcPr>
+          <w:p>
+            <w:r>
+              <w:t>E04</w:t>
+            </w:r>
+          </w:p>
+        </w:tc>
+        <w:tc>
+          <w:tcPr>
+            <w:tcW w:type="dxa" w:w="2160"/>
+          </w:tcPr>
+          <w:p>
+            <w:r>
+              <w:t>Air Pressure Switch Fault</w:t>
+            </w:r>
+          </w:p>
+        </w:tc>
+        <w:tc>
+          <w:tcPr>
+            <w:tcW w:type="dxa" w:w="2160"/>
+          </w:tcPr>
+          <w:p>
+            <w:r>
+              <w:t>Insufficient combustion air flow or clogged fan</w:t>
+            </w:r>
+          </w:p>
+        </w:tc>
+        <w:tc>
+          <w:tcPr>
+            <w:tcW w:type="dxa" w:w="2160"/>
+          </w:tcPr>
+          <w:p>
+            <w:r>
+              <w:t>Check blower differential pressure and air switch tube</w:t>
+            </w:r>
+          </w:p>
+        </w:tc>
+      </w:tr>
+      <w:tr>
+        <w:tc>
+          <w:tcPr>
+            <w:tcW w:type="dxa" w:w="2160"/>
+          </w:tcPr>
+          <w:p>
+            <w:r>
+              <w:t>E07</w:t>
+            </w:r>
+          </w:p>
+        </w:tc>
+        <w:tc>
+          <w:tcPr>
+            <w:tcW w:type="dxa" w:w="2160"/>
+          </w:tcPr>
+          <w:p>
+            <w:r>
+              <w:t>High Flue Gas Temperature Trip</w:t>
+            </w:r>
+          </w:p>
+        </w:tc>
+        <w:tc>
+          <w:tcPr>
+            <w:tcW w:type="dxa" w:w="2160"/>
+          </w:tcPr>
+          <w:p>
+            <w:r>
+              <w:t>Heat exchanger soot buildup or excess firing rate</w:t>
+            </w:r>
+          </w:p>
+        </w:tc>
+        <w:tc>
+          <w:tcPr>
+            <w:tcW w:type="dxa" w:w="2160"/>
+          </w:tcPr>
+          <w:p>
+            <w:r>
+              <w:t>Shutdown burner and perform boiler tube cleaning</w:t>
+            </w:r>
+          </w:p>
+        </w:tc>
+      </w:tr>
+    </w:tbl>
+    <w:p>
+      <w:pPr>
+        <w:pStyle w:val="Heading2"/>
+      </w:pPr>
+      <w:r>
+        <w:t>4. Burner Nozzle &amp; Mechanical Parts Compatibility</w:t>
+      </w:r>
+    </w:p>
+    <w:p>
+      <w:r>
+        <w:t>Mechanical connection standards for MB-Series monoblock burners:</w:t>
+      </w:r>
+    </w:p>
+    <w:p>
+      <w:r>
+        <w:t>Burner Nozzle Thread Specification: 9/16-24 UNEF standard thread.</w:t>
+      </w:r>
+    </w:p>
+    <w:p>
+      <w:r>
+        <w:t>Oil and Gas Filter Element Mesh: 100 microns rated stainless steel wire.</w:t>
+      </w:r>
+    </w:p>
+    <w:p>
+      <w:r>
+        <w:t>Flange Connection Interface: DN65 PN16 standard industrial gas inlet.</w:t>
       </w:r>
     </w:p>
     <w:sectPr>
